--- a/MIS443_GroupD2NB_Chinook/report/MIS443_GroupD2NB_Chinook_Report.docx
+++ b/MIS443_GroupD2NB_Chinook/report/MIS443_GroupD2NB_Chinook_Report.docx
@@ -3738,7 +3738,63 @@
         <w:rPr>
           <w:color w:val="1B1B1E"/>
         </w:rPr>
-        <w:t>We chose the Chinook sample database, originally developed by Luis Rocha, and rebuilt it in PostgreSQL 17 using pgAdmin 4 for our independent analysis. It records comprehensive operational data across 11 interconnected tables, capturing both the store's media inventory (artist, album, track, genre, media_type, playlist, playlist_track) and its business transactions (customer, employee, invoice, invoice_line).  The data scale provides a robust foundation for analysis: it includes 8 employees, 59 customers, 275 artists, 347 albums, and 3,503 media tracks, along with hundreds of corresponding invoice records mapping out customer purchases over time.  </w:t>
+        <w:t xml:space="preserve">We chose the Chinook sample database, originally developed by Luis Rocha, and rebuilt it in PostgreSQL 17 using </w:t>
+      </w:r>
+      <w:proofErr w:type="spellStart"/>
+      <w:r>
+        <w:rPr>
+          <w:color w:val="1B1B1E"/>
+        </w:rPr>
+        <w:t>pgAdmin</w:t>
+      </w:r>
+      <w:proofErr w:type="spellEnd"/>
+      <w:r>
+        <w:rPr>
+          <w:color w:val="1B1B1E"/>
+        </w:rPr>
+        <w:t xml:space="preserve"> 4 for our independent analysis. It records comprehensive operational data across 11 interconnected tables, capturing both the store's media inventory (artist, album, track, genre, </w:t>
+      </w:r>
+      <w:proofErr w:type="spellStart"/>
+      <w:r>
+        <w:rPr>
+          <w:color w:val="1B1B1E"/>
+        </w:rPr>
+        <w:t>media_type</w:t>
+      </w:r>
+      <w:proofErr w:type="spellEnd"/>
+      <w:r>
+        <w:rPr>
+          <w:color w:val="1B1B1E"/>
+        </w:rPr>
+        <w:t xml:space="preserve">, playlist, </w:t>
+      </w:r>
+      <w:proofErr w:type="spellStart"/>
+      <w:r>
+        <w:rPr>
+          <w:color w:val="1B1B1E"/>
+        </w:rPr>
+        <w:t>playlist_track</w:t>
+      </w:r>
+      <w:proofErr w:type="spellEnd"/>
+      <w:r>
+        <w:rPr>
+          <w:color w:val="1B1B1E"/>
+        </w:rPr>
+        <w:t xml:space="preserve">) and its business transactions (customer, employee, invoice, </w:t>
+      </w:r>
+      <w:proofErr w:type="spellStart"/>
+      <w:r>
+        <w:rPr>
+          <w:color w:val="1B1B1E"/>
+        </w:rPr>
+        <w:t>invoice_line</w:t>
+      </w:r>
+      <w:proofErr w:type="spellEnd"/>
+      <w:r>
+        <w:rPr>
+          <w:color w:val="1B1B1E"/>
+        </w:rPr>
+        <w:t>).  The data scale provides a robust foundation for analysis: it includes 8 employees, 59 customers, 275 artists, 347 albums, and 3,503 media tracks, along with hundreds of corresponding invoice records mapping out customer purchases over time.  </w:t>
       </w:r>
     </w:p>
     <w:p>
@@ -4071,6 +4127,7 @@
                 <w:rFonts w:ascii="Times New Roman" w:hAnsi="Times New Roman" w:cs="Times New Roman"/>
               </w:rPr>
             </w:pPr>
+            <w:proofErr w:type="spellStart"/>
             <w:r>
               <w:rPr>
                 <w:rFonts w:ascii="Times New Roman" w:hAnsi="Times New Roman" w:cs="Times New Roman"/>
@@ -4080,6 +4137,7 @@
               </w:rPr>
               <w:t>artist_id</w:t>
             </w:r>
+            <w:proofErr w:type="spellEnd"/>
           </w:p>
         </w:tc>
         <w:tc>
@@ -4224,6 +4282,7 @@
                 <w:rFonts w:ascii="Times New Roman" w:hAnsi="Times New Roman" w:cs="Times New Roman"/>
               </w:rPr>
             </w:pPr>
+            <w:proofErr w:type="spellStart"/>
             <w:r>
               <w:rPr>
                 <w:rFonts w:ascii="Times New Roman" w:hAnsi="Times New Roman" w:cs="Times New Roman"/>
@@ -4233,6 +4292,7 @@
               </w:rPr>
               <w:t>album_id</w:t>
             </w:r>
+            <w:proofErr w:type="spellEnd"/>
           </w:p>
         </w:tc>
         <w:tc>
@@ -4261,6 +4321,7 @@
                 <w:rFonts w:ascii="Times New Roman" w:hAnsi="Times New Roman" w:cs="Times New Roman"/>
               </w:rPr>
             </w:pPr>
+            <w:proofErr w:type="spellStart"/>
             <w:r>
               <w:rPr>
                 <w:rFonts w:ascii="Times New Roman" w:hAnsi="Times New Roman" w:cs="Times New Roman"/>
@@ -4268,7 +4329,17 @@
                 <w:sz w:val="22"/>
                 <w:szCs w:val="22"/>
               </w:rPr>
-              <w:t>artist_id to artist</w:t>
+              <w:t>artist_id</w:t>
+            </w:r>
+            <w:proofErr w:type="spellEnd"/>
+            <w:r>
+              <w:rPr>
+                <w:rFonts w:ascii="Times New Roman" w:hAnsi="Times New Roman" w:cs="Times New Roman"/>
+                <w:color w:val="000000"/>
+                <w:sz w:val="22"/>
+                <w:szCs w:val="22"/>
+              </w:rPr>
+              <w:t xml:space="preserve"> to artist</w:t>
             </w:r>
           </w:p>
         </w:tc>
@@ -4303,6 +4374,7 @@
                 <w:rFonts w:ascii="Times New Roman" w:hAnsi="Times New Roman" w:cs="Times New Roman"/>
               </w:rPr>
             </w:pPr>
+            <w:proofErr w:type="spellStart"/>
             <w:r>
               <w:rPr>
                 <w:rFonts w:ascii="Times New Roman" w:hAnsi="Times New Roman" w:cs="Times New Roman"/>
@@ -4312,6 +4384,7 @@
               </w:rPr>
               <w:t>media_type</w:t>
             </w:r>
+            <w:proofErr w:type="spellEnd"/>
           </w:p>
         </w:tc>
         <w:tc>
@@ -4377,6 +4450,7 @@
                 <w:rFonts w:ascii="Times New Roman" w:hAnsi="Times New Roman" w:cs="Times New Roman"/>
               </w:rPr>
             </w:pPr>
+            <w:proofErr w:type="spellStart"/>
             <w:r>
               <w:rPr>
                 <w:rFonts w:ascii="Times New Roman" w:hAnsi="Times New Roman" w:cs="Times New Roman"/>
@@ -4386,6 +4460,7 @@
               </w:rPr>
               <w:t>media_type_id</w:t>
             </w:r>
+            <w:proofErr w:type="spellEnd"/>
           </w:p>
         </w:tc>
         <w:tc>
@@ -4530,6 +4605,7 @@
                 <w:rFonts w:ascii="Times New Roman" w:hAnsi="Times New Roman" w:cs="Times New Roman"/>
               </w:rPr>
             </w:pPr>
+            <w:proofErr w:type="spellStart"/>
             <w:r>
               <w:rPr>
                 <w:rFonts w:ascii="Times New Roman" w:hAnsi="Times New Roman" w:cs="Times New Roman"/>
@@ -4539,6 +4615,7 @@
               </w:rPr>
               <w:t>genre_id</w:t>
             </w:r>
+            <w:proofErr w:type="spellEnd"/>
           </w:p>
         </w:tc>
         <w:tc>
@@ -4683,6 +4760,7 @@
                 <w:rFonts w:ascii="Times New Roman" w:hAnsi="Times New Roman" w:cs="Times New Roman"/>
               </w:rPr>
             </w:pPr>
+            <w:proofErr w:type="spellStart"/>
             <w:r>
               <w:rPr>
                 <w:rFonts w:ascii="Times New Roman" w:hAnsi="Times New Roman" w:cs="Times New Roman"/>
@@ -4692,6 +4770,7 @@
               </w:rPr>
               <w:t>track_id</w:t>
             </w:r>
+            <w:proofErr w:type="spellEnd"/>
           </w:p>
         </w:tc>
         <w:tc>
@@ -4720,6 +4799,7 @@
                 <w:rFonts w:ascii="Times New Roman" w:hAnsi="Times New Roman" w:cs="Times New Roman"/>
               </w:rPr>
             </w:pPr>
+            <w:proofErr w:type="spellStart"/>
             <w:r>
               <w:rPr>
                 <w:rFonts w:ascii="Times New Roman" w:hAnsi="Times New Roman" w:cs="Times New Roman"/>
@@ -4727,7 +4807,77 @@
                 <w:sz w:val="22"/>
                 <w:szCs w:val="22"/>
               </w:rPr>
-              <w:t>album_id to album, media_type_id to media_type, genre_id to genre</w:t>
+              <w:t>album_id</w:t>
+            </w:r>
+            <w:proofErr w:type="spellEnd"/>
+            <w:r>
+              <w:rPr>
+                <w:rFonts w:ascii="Times New Roman" w:hAnsi="Times New Roman" w:cs="Times New Roman"/>
+                <w:color w:val="000000"/>
+                <w:sz w:val="22"/>
+                <w:szCs w:val="22"/>
+              </w:rPr>
+              <w:t xml:space="preserve"> to album, </w:t>
+            </w:r>
+            <w:proofErr w:type="spellStart"/>
+            <w:r>
+              <w:rPr>
+                <w:rFonts w:ascii="Times New Roman" w:hAnsi="Times New Roman" w:cs="Times New Roman"/>
+                <w:color w:val="000000"/>
+                <w:sz w:val="22"/>
+                <w:szCs w:val="22"/>
+              </w:rPr>
+              <w:t>media_type_id</w:t>
+            </w:r>
+            <w:proofErr w:type="spellEnd"/>
+            <w:r>
+              <w:rPr>
+                <w:rFonts w:ascii="Times New Roman" w:hAnsi="Times New Roman" w:cs="Times New Roman"/>
+                <w:color w:val="000000"/>
+                <w:sz w:val="22"/>
+                <w:szCs w:val="22"/>
+              </w:rPr>
+              <w:t xml:space="preserve"> to </w:t>
+            </w:r>
+            <w:proofErr w:type="spellStart"/>
+            <w:r>
+              <w:rPr>
+                <w:rFonts w:ascii="Times New Roman" w:hAnsi="Times New Roman" w:cs="Times New Roman"/>
+                <w:color w:val="000000"/>
+                <w:sz w:val="22"/>
+                <w:szCs w:val="22"/>
+              </w:rPr>
+              <w:t>media_type</w:t>
+            </w:r>
+            <w:proofErr w:type="spellEnd"/>
+            <w:r>
+              <w:rPr>
+                <w:rFonts w:ascii="Times New Roman" w:hAnsi="Times New Roman" w:cs="Times New Roman"/>
+                <w:color w:val="000000"/>
+                <w:sz w:val="22"/>
+                <w:szCs w:val="22"/>
+              </w:rPr>
+              <w:t xml:space="preserve">, </w:t>
+            </w:r>
+            <w:proofErr w:type="spellStart"/>
+            <w:r>
+              <w:rPr>
+                <w:rFonts w:ascii="Times New Roman" w:hAnsi="Times New Roman" w:cs="Times New Roman"/>
+                <w:color w:val="000000"/>
+                <w:sz w:val="22"/>
+                <w:szCs w:val="22"/>
+              </w:rPr>
+              <w:t>genre_id</w:t>
+            </w:r>
+            <w:proofErr w:type="spellEnd"/>
+            <w:r>
+              <w:rPr>
+                <w:rFonts w:ascii="Times New Roman" w:hAnsi="Times New Roman" w:cs="Times New Roman"/>
+                <w:color w:val="000000"/>
+                <w:sz w:val="22"/>
+                <w:szCs w:val="22"/>
+              </w:rPr>
+              <w:t xml:space="preserve"> to genre</w:t>
             </w:r>
           </w:p>
         </w:tc>
@@ -4833,6 +4983,7 @@
                 <w:rFonts w:ascii="Times New Roman" w:hAnsi="Times New Roman" w:cs="Times New Roman"/>
               </w:rPr>
             </w:pPr>
+            <w:proofErr w:type="spellStart"/>
             <w:r>
               <w:rPr>
                 <w:rFonts w:ascii="Times New Roman" w:hAnsi="Times New Roman" w:cs="Times New Roman"/>
@@ -4842,6 +4993,7 @@
               </w:rPr>
               <w:t>playlist_id</w:t>
             </w:r>
+            <w:proofErr w:type="spellEnd"/>
           </w:p>
         </w:tc>
         <w:tc>
@@ -4910,6 +5062,7 @@
                 <w:rFonts w:ascii="Times New Roman" w:hAnsi="Times New Roman" w:cs="Times New Roman"/>
               </w:rPr>
             </w:pPr>
+            <w:proofErr w:type="spellStart"/>
             <w:r>
               <w:rPr>
                 <w:rFonts w:ascii="Times New Roman" w:hAnsi="Times New Roman" w:cs="Times New Roman"/>
@@ -4919,6 +5072,7 @@
               </w:rPr>
               <w:t>playlist_track</w:t>
             </w:r>
+            <w:proofErr w:type="spellEnd"/>
           </w:p>
         </w:tc>
         <w:tc>
@@ -4982,6 +5136,7 @@
                 <w:rFonts w:ascii="Times New Roman" w:hAnsi="Times New Roman" w:cs="Times New Roman"/>
               </w:rPr>
             </w:pPr>
+            <w:proofErr w:type="spellStart"/>
             <w:r>
               <w:rPr>
                 <w:rFonts w:ascii="Times New Roman" w:hAnsi="Times New Roman" w:cs="Times New Roman"/>
@@ -4989,8 +5144,29 @@
                 <w:sz w:val="22"/>
                 <w:szCs w:val="22"/>
               </w:rPr>
-              <w:t>playlist_id, track_id</w:t>
-            </w:r>
+              <w:t>playlist_id</w:t>
+            </w:r>
+            <w:proofErr w:type="spellEnd"/>
+            <w:r>
+              <w:rPr>
+                <w:rFonts w:ascii="Times New Roman" w:hAnsi="Times New Roman" w:cs="Times New Roman"/>
+                <w:color w:val="000000"/>
+                <w:sz w:val="22"/>
+                <w:szCs w:val="22"/>
+              </w:rPr>
+              <w:t xml:space="preserve">, </w:t>
+            </w:r>
+            <w:proofErr w:type="spellStart"/>
+            <w:r>
+              <w:rPr>
+                <w:rFonts w:ascii="Times New Roman" w:hAnsi="Times New Roman" w:cs="Times New Roman"/>
+                <w:color w:val="000000"/>
+                <w:sz w:val="22"/>
+                <w:szCs w:val="22"/>
+              </w:rPr>
+              <w:t>track_id</w:t>
+            </w:r>
+            <w:proofErr w:type="spellEnd"/>
           </w:p>
         </w:tc>
         <w:tc>
@@ -5018,6 +5194,7 @@
                 <w:rFonts w:ascii="Times New Roman" w:hAnsi="Times New Roman" w:cs="Times New Roman"/>
               </w:rPr>
             </w:pPr>
+            <w:proofErr w:type="spellStart"/>
             <w:r>
               <w:rPr>
                 <w:rFonts w:ascii="Times New Roman" w:hAnsi="Times New Roman" w:cs="Times New Roman"/>
@@ -5025,7 +5202,37 @@
                 <w:sz w:val="22"/>
                 <w:szCs w:val="22"/>
               </w:rPr>
-              <w:t>playlist_id to playlist, track_id to track</w:t>
+              <w:t>playlist_id</w:t>
+            </w:r>
+            <w:proofErr w:type="spellEnd"/>
+            <w:r>
+              <w:rPr>
+                <w:rFonts w:ascii="Times New Roman" w:hAnsi="Times New Roman" w:cs="Times New Roman"/>
+                <w:color w:val="000000"/>
+                <w:sz w:val="22"/>
+                <w:szCs w:val="22"/>
+              </w:rPr>
+              <w:t xml:space="preserve"> to playlist, </w:t>
+            </w:r>
+            <w:proofErr w:type="spellStart"/>
+            <w:r>
+              <w:rPr>
+                <w:rFonts w:ascii="Times New Roman" w:hAnsi="Times New Roman" w:cs="Times New Roman"/>
+                <w:color w:val="000000"/>
+                <w:sz w:val="22"/>
+                <w:szCs w:val="22"/>
+              </w:rPr>
+              <w:t>track_id</w:t>
+            </w:r>
+            <w:proofErr w:type="spellEnd"/>
+            <w:r>
+              <w:rPr>
+                <w:rFonts w:ascii="Times New Roman" w:hAnsi="Times New Roman" w:cs="Times New Roman"/>
+                <w:color w:val="000000"/>
+                <w:sz w:val="22"/>
+                <w:szCs w:val="22"/>
+              </w:rPr>
+              <w:t xml:space="preserve"> to track</w:t>
             </w:r>
           </w:p>
         </w:tc>
@@ -5132,6 +5339,7 @@
                 <w:rFonts w:ascii="Times New Roman" w:hAnsi="Times New Roman" w:cs="Times New Roman"/>
               </w:rPr>
             </w:pPr>
+            <w:proofErr w:type="spellStart"/>
             <w:r>
               <w:rPr>
                 <w:rFonts w:ascii="Times New Roman" w:hAnsi="Times New Roman" w:cs="Times New Roman"/>
@@ -5141,6 +5349,7 @@
               </w:rPr>
               <w:t>employee_id</w:t>
             </w:r>
+            <w:proofErr w:type="spellEnd"/>
           </w:p>
         </w:tc>
         <w:tc>
@@ -5168,6 +5377,7 @@
                 <w:rFonts w:ascii="Times New Roman" w:hAnsi="Times New Roman" w:cs="Times New Roman"/>
               </w:rPr>
             </w:pPr>
+            <w:proofErr w:type="spellStart"/>
             <w:r>
               <w:rPr>
                 <w:rFonts w:ascii="Times New Roman" w:hAnsi="Times New Roman" w:cs="Times New Roman"/>
@@ -5175,7 +5385,17 @@
                 <w:sz w:val="22"/>
                 <w:szCs w:val="22"/>
               </w:rPr>
-              <w:t>reports_to employee</w:t>
+              <w:t>reports_to</w:t>
+            </w:r>
+            <w:proofErr w:type="spellEnd"/>
+            <w:r>
+              <w:rPr>
+                <w:rFonts w:ascii="Times New Roman" w:hAnsi="Times New Roman" w:cs="Times New Roman"/>
+                <w:color w:val="000000"/>
+                <w:sz w:val="22"/>
+                <w:szCs w:val="22"/>
+              </w:rPr>
+              <w:t xml:space="preserve"> employee</w:t>
             </w:r>
           </w:p>
         </w:tc>
@@ -5281,6 +5501,7 @@
                 <w:rFonts w:ascii="Times New Roman" w:hAnsi="Times New Roman" w:cs="Times New Roman"/>
               </w:rPr>
             </w:pPr>
+            <w:proofErr w:type="spellStart"/>
             <w:r>
               <w:rPr>
                 <w:rFonts w:ascii="Times New Roman" w:hAnsi="Times New Roman" w:cs="Times New Roman"/>
@@ -5290,6 +5511,7 @@
               </w:rPr>
               <w:t>customer_id</w:t>
             </w:r>
+            <w:proofErr w:type="spellEnd"/>
           </w:p>
         </w:tc>
         <w:tc>
@@ -5317,6 +5539,7 @@
                 <w:rFonts w:ascii="Times New Roman" w:hAnsi="Times New Roman" w:cs="Times New Roman"/>
               </w:rPr>
             </w:pPr>
+            <w:proofErr w:type="spellStart"/>
             <w:r>
               <w:rPr>
                 <w:rFonts w:ascii="Times New Roman" w:hAnsi="Times New Roman" w:cs="Times New Roman"/>
@@ -5324,7 +5547,17 @@
                 <w:sz w:val="22"/>
                 <w:szCs w:val="22"/>
               </w:rPr>
-              <w:t>support_rep_id to employee</w:t>
+              <w:t>support_rep_id</w:t>
+            </w:r>
+            <w:proofErr w:type="spellEnd"/>
+            <w:r>
+              <w:rPr>
+                <w:rFonts w:ascii="Times New Roman" w:hAnsi="Times New Roman" w:cs="Times New Roman"/>
+                <w:color w:val="000000"/>
+                <w:sz w:val="22"/>
+                <w:szCs w:val="22"/>
+              </w:rPr>
+              <w:t xml:space="preserve"> to employee</w:t>
             </w:r>
           </w:p>
         </w:tc>
@@ -5430,6 +5663,7 @@
                 <w:rFonts w:ascii="Times New Roman" w:hAnsi="Times New Roman" w:cs="Times New Roman"/>
               </w:rPr>
             </w:pPr>
+            <w:proofErr w:type="spellStart"/>
             <w:r>
               <w:rPr>
                 <w:rFonts w:ascii="Times New Roman" w:hAnsi="Times New Roman" w:cs="Times New Roman"/>
@@ -5439,6 +5673,7 @@
               </w:rPr>
               <w:t>invoice_id</w:t>
             </w:r>
+            <w:proofErr w:type="spellEnd"/>
           </w:p>
         </w:tc>
         <w:tc>
@@ -5466,6 +5701,7 @@
                 <w:rFonts w:ascii="Times New Roman" w:hAnsi="Times New Roman" w:cs="Times New Roman"/>
               </w:rPr>
             </w:pPr>
+            <w:proofErr w:type="spellStart"/>
             <w:r>
               <w:rPr>
                 <w:rFonts w:ascii="Times New Roman" w:hAnsi="Times New Roman" w:cs="Times New Roman"/>
@@ -5473,7 +5709,17 @@
                 <w:sz w:val="22"/>
                 <w:szCs w:val="22"/>
               </w:rPr>
-              <w:t>customer_id to customer</w:t>
+              <w:t>customer_id</w:t>
+            </w:r>
+            <w:proofErr w:type="spellEnd"/>
+            <w:r>
+              <w:rPr>
+                <w:rFonts w:ascii="Times New Roman" w:hAnsi="Times New Roman" w:cs="Times New Roman"/>
+                <w:color w:val="000000"/>
+                <w:sz w:val="22"/>
+                <w:szCs w:val="22"/>
+              </w:rPr>
+              <w:t xml:space="preserve"> to customer</w:t>
             </w:r>
           </w:p>
         </w:tc>
@@ -5507,6 +5753,7 @@
                 <w:rFonts w:ascii="Times New Roman" w:hAnsi="Times New Roman" w:cs="Times New Roman"/>
               </w:rPr>
             </w:pPr>
+            <w:proofErr w:type="spellStart"/>
             <w:r>
               <w:rPr>
                 <w:rFonts w:ascii="Times New Roman" w:hAnsi="Times New Roman" w:cs="Times New Roman"/>
@@ -5516,6 +5763,7 @@
               </w:rPr>
               <w:t>invoice_line</w:t>
             </w:r>
+            <w:proofErr w:type="spellEnd"/>
           </w:p>
         </w:tc>
         <w:tc>
@@ -5579,6 +5827,7 @@
                 <w:rFonts w:ascii="Times New Roman" w:hAnsi="Times New Roman" w:cs="Times New Roman"/>
               </w:rPr>
             </w:pPr>
+            <w:proofErr w:type="spellStart"/>
             <w:r>
               <w:rPr>
                 <w:rFonts w:ascii="Times New Roman" w:hAnsi="Times New Roman" w:cs="Times New Roman"/>
@@ -5588,6 +5837,7 @@
               </w:rPr>
               <w:t>invoice_line_id</w:t>
             </w:r>
+            <w:proofErr w:type="spellEnd"/>
           </w:p>
         </w:tc>
         <w:tc>
@@ -5615,6 +5865,7 @@
                 <w:rFonts w:ascii="Times New Roman" w:hAnsi="Times New Roman" w:cs="Times New Roman"/>
               </w:rPr>
             </w:pPr>
+            <w:proofErr w:type="spellStart"/>
             <w:r>
               <w:rPr>
                 <w:rFonts w:ascii="Times New Roman" w:hAnsi="Times New Roman" w:cs="Times New Roman"/>
@@ -5622,7 +5873,37 @@
                 <w:sz w:val="22"/>
                 <w:szCs w:val="22"/>
               </w:rPr>
-              <w:t>invoice_id to invoice, track_id to track</w:t>
+              <w:t>invoice_id</w:t>
+            </w:r>
+            <w:proofErr w:type="spellEnd"/>
+            <w:r>
+              <w:rPr>
+                <w:rFonts w:ascii="Times New Roman" w:hAnsi="Times New Roman" w:cs="Times New Roman"/>
+                <w:color w:val="000000"/>
+                <w:sz w:val="22"/>
+                <w:szCs w:val="22"/>
+              </w:rPr>
+              <w:t xml:space="preserve"> to invoice, </w:t>
+            </w:r>
+            <w:proofErr w:type="spellStart"/>
+            <w:r>
+              <w:rPr>
+                <w:rFonts w:ascii="Times New Roman" w:hAnsi="Times New Roman" w:cs="Times New Roman"/>
+                <w:color w:val="000000"/>
+                <w:sz w:val="22"/>
+                <w:szCs w:val="22"/>
+              </w:rPr>
+              <w:t>track_id</w:t>
+            </w:r>
+            <w:proofErr w:type="spellEnd"/>
+            <w:r>
+              <w:rPr>
+                <w:rFonts w:ascii="Times New Roman" w:hAnsi="Times New Roman" w:cs="Times New Roman"/>
+                <w:color w:val="000000"/>
+                <w:sz w:val="22"/>
+                <w:szCs w:val="22"/>
+              </w:rPr>
+              <w:t xml:space="preserve"> to track</w:t>
             </w:r>
           </w:p>
         </w:tc>
@@ -5990,7 +6271,21 @@
         <w:rPr>
           <w:color w:val="000000"/>
         </w:rPr>
-        <w:t>The implementation was completed using PostgreSQL 17 and pgAdmin 4, with the project files organized into separate SQL scripts according to each implementation stage.</w:t>
+        <w:t xml:space="preserve">The implementation was completed using PostgreSQL 17 and </w:t>
+      </w:r>
+      <w:proofErr w:type="spellStart"/>
+      <w:r>
+        <w:rPr>
+          <w:color w:val="000000"/>
+        </w:rPr>
+        <w:t>pgAdmin</w:t>
+      </w:r>
+      <w:proofErr w:type="spellEnd"/>
+      <w:r>
+        <w:rPr>
+          <w:color w:val="000000"/>
+        </w:rPr>
+        <w:t xml:space="preserve"> 4, with the project files organized into separate SQL scripts according to each implementation stage.</w:t>
       </w:r>
     </w:p>
     <w:p>
@@ -6241,6 +6536,7 @@
                 <w:rFonts w:ascii="Times New Roman" w:hAnsi="Times New Roman" w:cs="Times New Roman"/>
               </w:rPr>
             </w:pPr>
+            <w:proofErr w:type="spellStart"/>
             <w:r>
               <w:rPr>
                 <w:rFonts w:ascii="Times New Roman" w:hAnsi="Times New Roman" w:cs="Times New Roman"/>
@@ -6248,6 +6544,7 @@
               </w:rPr>
               <w:t>new_chinook</w:t>
             </w:r>
+            <w:proofErr w:type="spellEnd"/>
           </w:p>
         </w:tc>
       </w:tr>
@@ -6387,12 +6684,21 @@
                 <w:rFonts w:ascii="Times New Roman" w:hAnsi="Times New Roman" w:cs="Times New Roman"/>
               </w:rPr>
             </w:pPr>
-            <w:r>
-              <w:rPr>
-                <w:rFonts w:ascii="Times New Roman" w:hAnsi="Times New Roman" w:cs="Times New Roman"/>
-                <w:color w:val="000000"/>
-              </w:rPr>
-              <w:t>pgAdmin 4</w:t>
+            <w:proofErr w:type="spellStart"/>
+            <w:r>
+              <w:rPr>
+                <w:rFonts w:ascii="Times New Roman" w:hAnsi="Times New Roman" w:cs="Times New Roman"/>
+                <w:color w:val="000000"/>
+              </w:rPr>
+              <w:t>pgAdmin</w:t>
+            </w:r>
+            <w:proofErr w:type="spellEnd"/>
+            <w:r>
+              <w:rPr>
+                <w:rFonts w:ascii="Times New Roman" w:hAnsi="Times New Roman" w:cs="Times New Roman"/>
+                <w:color w:val="000000"/>
+              </w:rPr>
+              <w:t xml:space="preserve"> 4</w:t>
             </w:r>
           </w:p>
         </w:tc>
@@ -6699,7 +7005,21 @@
         <w:rPr>
           <w:rFonts w:ascii="Times New Roman" w:hAnsi="Times New Roman" w:cs="Times New Roman"/>
         </w:rPr>
-        <w:t>The new_chinook database consists of eleven relational tables representing the main entities of a digital music store.</w:t>
+        <w:t xml:space="preserve">The </w:t>
+      </w:r>
+      <w:proofErr w:type="spellStart"/>
+      <w:r>
+        <w:rPr>
+          <w:rFonts w:ascii="Times New Roman" w:hAnsi="Times New Roman" w:cs="Times New Roman"/>
+        </w:rPr>
+        <w:t>new_chinook</w:t>
+      </w:r>
+      <w:proofErr w:type="spellEnd"/>
+      <w:r>
+        <w:rPr>
+          <w:rFonts w:ascii="Times New Roman" w:hAnsi="Times New Roman" w:cs="Times New Roman"/>
+        </w:rPr>
+        <w:t xml:space="preserve"> database consists of eleven relational tables representing the main entities of a digital music store.</w:t>
       </w:r>
     </w:p>
     <w:tbl>
@@ -7053,6 +7373,7 @@
                 <w:rFonts w:ascii="Times New Roman" w:hAnsi="Times New Roman" w:cs="Times New Roman"/>
               </w:rPr>
             </w:pPr>
+            <w:proofErr w:type="spellStart"/>
             <w:r>
               <w:rPr>
                 <w:rFonts w:ascii="Times New Roman" w:hAnsi="Times New Roman" w:cs="Times New Roman"/>
@@ -7062,6 +7383,7 @@
               </w:rPr>
               <w:t>media_type</w:t>
             </w:r>
+            <w:proofErr w:type="spellEnd"/>
           </w:p>
         </w:tc>
         <w:tc>
@@ -7206,6 +7528,7 @@
                 <w:bCs/>
               </w:rPr>
             </w:pPr>
+            <w:proofErr w:type="spellStart"/>
             <w:r>
               <w:rPr>
                 <w:rFonts w:ascii="Times New Roman" w:hAnsi="Times New Roman" w:cs="Times New Roman"/>
@@ -7215,6 +7538,7 @@
               </w:rPr>
               <w:t>playlist_track</w:t>
             </w:r>
+            <w:proofErr w:type="spellEnd"/>
           </w:p>
         </w:tc>
         <w:tc>
@@ -7581,6 +7905,7 @@
                 <w:bCs/>
               </w:rPr>
             </w:pPr>
+            <w:proofErr w:type="spellStart"/>
             <w:r>
               <w:rPr>
                 <w:rFonts w:ascii="Times New Roman" w:hAnsi="Times New Roman" w:cs="Times New Roman"/>
@@ -7590,6 +7915,7 @@
               </w:rPr>
               <w:t>invoice_line</w:t>
             </w:r>
+            <w:proofErr w:type="spellEnd"/>
           </w:p>
         </w:tc>
         <w:tc>
@@ -7700,7 +8026,21 @@
         <w:rPr>
           <w:rFonts w:ascii="Times New Roman" w:hAnsi="Times New Roman" w:cs="Times New Roman"/>
         </w:rPr>
-        <w:t>The database follows a relational model connecting the main entities through primary andforeign keys</w:t>
+        <w:t xml:space="preserve">The database follows a relational model connecting the main entities through primary </w:t>
+      </w:r>
+      <w:proofErr w:type="spellStart"/>
+      <w:r>
+        <w:rPr>
+          <w:rFonts w:ascii="Times New Roman" w:hAnsi="Times New Roman" w:cs="Times New Roman"/>
+        </w:rPr>
+        <w:t>andforeign</w:t>
+      </w:r>
+      <w:proofErr w:type="spellEnd"/>
+      <w:r>
+        <w:rPr>
+          <w:rFonts w:ascii="Times New Roman" w:hAnsi="Times New Roman" w:cs="Times New Roman"/>
+        </w:rPr>
+        <w:t xml:space="preserve"> keys</w:t>
       </w:r>
     </w:p>
     <w:p>
@@ -8484,6 +8824,7 @@
                 <w:rFonts w:ascii="Times New Roman" w:hAnsi="Times New Roman" w:cs="Times New Roman"/>
               </w:rPr>
             </w:pPr>
+            <w:proofErr w:type="spellStart"/>
             <w:r>
               <w:rPr>
                 <w:rFonts w:ascii="Times New Roman" w:hAnsi="Times New Roman" w:cs="Times New Roman"/>
@@ -8491,6 +8832,7 @@
               </w:rPr>
               <w:t>media_type</w:t>
             </w:r>
+            <w:proofErr w:type="spellEnd"/>
           </w:p>
         </w:tc>
         <w:tc>
@@ -8623,6 +8965,7 @@
                 <w:rFonts w:ascii="Times New Roman" w:hAnsi="Times New Roman" w:cs="Times New Roman"/>
               </w:rPr>
             </w:pPr>
+            <w:proofErr w:type="spellStart"/>
             <w:r>
               <w:rPr>
                 <w:rFonts w:ascii="Times New Roman" w:hAnsi="Times New Roman" w:cs="Times New Roman"/>
@@ -8630,6 +8973,7 @@
               </w:rPr>
               <w:t>playlist_track</w:t>
             </w:r>
+            <w:proofErr w:type="spellEnd"/>
           </w:p>
         </w:tc>
         <w:tc>
@@ -8727,6 +9071,7 @@
                 <w:rFonts w:ascii="Times New Roman" w:hAnsi="Times New Roman" w:cs="Times New Roman"/>
               </w:rPr>
             </w:pPr>
+            <w:proofErr w:type="spellStart"/>
             <w:r>
               <w:rPr>
                 <w:rFonts w:ascii="Times New Roman" w:hAnsi="Times New Roman" w:cs="Times New Roman"/>
@@ -8734,6 +9079,7 @@
               </w:rPr>
               <w:t>playlist_track</w:t>
             </w:r>
+            <w:proofErr w:type="spellEnd"/>
           </w:p>
         </w:tc>
         <w:tc>
@@ -9040,6 +9386,7 @@
                 <w:rFonts w:ascii="Times New Roman" w:hAnsi="Times New Roman" w:cs="Times New Roman"/>
               </w:rPr>
             </w:pPr>
+            <w:proofErr w:type="spellStart"/>
             <w:r>
               <w:rPr>
                 <w:rFonts w:ascii="Times New Roman" w:hAnsi="Times New Roman" w:cs="Times New Roman"/>
@@ -9047,6 +9394,7 @@
               </w:rPr>
               <w:t>invoice_line</w:t>
             </w:r>
+            <w:proofErr w:type="spellEnd"/>
           </w:p>
         </w:tc>
         <w:tc>
@@ -9144,6 +9492,7 @@
                 <w:rFonts w:ascii="Times New Roman" w:hAnsi="Times New Roman" w:cs="Times New Roman"/>
               </w:rPr>
             </w:pPr>
+            <w:proofErr w:type="spellStart"/>
             <w:r>
               <w:rPr>
                 <w:rFonts w:ascii="Times New Roman" w:hAnsi="Times New Roman" w:cs="Times New Roman"/>
@@ -9151,6 +9500,7 @@
               </w:rPr>
               <w:t>invoice_line</w:t>
             </w:r>
+            <w:proofErr w:type="spellEnd"/>
           </w:p>
         </w:tc>
         <w:tc>
@@ -9214,7 +9564,39 @@
           <w:rFonts w:ascii="Times New Roman" w:hAnsi="Times New Roman" w:cs="Times New Roman"/>
           <w:color w:val="000000" w:themeColor="text1"/>
         </w:rPr>
-        <w:t>The playlist_track table is used to represent the relationship between playlists and tracks, while invoice_line connects purchased tracks with customer invoices.</w:t>
+        <w:t xml:space="preserve">The </w:t>
+      </w:r>
+      <w:proofErr w:type="spellStart"/>
+      <w:r>
+        <w:rPr>
+          <w:rFonts w:ascii="Times New Roman" w:hAnsi="Times New Roman" w:cs="Times New Roman"/>
+          <w:color w:val="000000" w:themeColor="text1"/>
+        </w:rPr>
+        <w:t>playlist_track</w:t>
+      </w:r>
+      <w:proofErr w:type="spellEnd"/>
+      <w:r>
+        <w:rPr>
+          <w:rFonts w:ascii="Times New Roman" w:hAnsi="Times New Roman" w:cs="Times New Roman"/>
+          <w:color w:val="000000" w:themeColor="text1"/>
+        </w:rPr>
+        <w:t xml:space="preserve"> table is used to represent the relationship between playlists and tracks, while </w:t>
+      </w:r>
+      <w:proofErr w:type="spellStart"/>
+      <w:r>
+        <w:rPr>
+          <w:rFonts w:ascii="Times New Roman" w:hAnsi="Times New Roman" w:cs="Times New Roman"/>
+          <w:color w:val="000000" w:themeColor="text1"/>
+        </w:rPr>
+        <w:t>invoice_line</w:t>
+      </w:r>
+      <w:proofErr w:type="spellEnd"/>
+      <w:r>
+        <w:rPr>
+          <w:rFonts w:ascii="Times New Roman" w:hAnsi="Times New Roman" w:cs="Times New Roman"/>
+          <w:color w:val="000000" w:themeColor="text1"/>
+        </w:rPr>
+        <w:t xml:space="preserve"> connects purchased tracks with customer invoices.</w:t>
       </w:r>
     </w:p>
     <w:p>
@@ -9285,7 +9667,21 @@
         <w:rPr>
           <w:color w:val="000000"/>
         </w:rPr>
-        <w:t>This workflow allowed the new schema to be implemented and populated before conducting the SQL-based analysis. The cross-check step was also used to compare record counts between the original public schema and the newly implemented new_chinook schema.</w:t>
+        <w:t xml:space="preserve">This workflow allowed the new schema to be implemented and populated before conducting the SQL-based analysis. The cross-check step was also used to compare record counts between the original public schema and the newly implemented </w:t>
+      </w:r>
+      <w:proofErr w:type="spellStart"/>
+      <w:r>
+        <w:rPr>
+          <w:color w:val="000000"/>
+        </w:rPr>
+        <w:t>new_chinook</w:t>
+      </w:r>
+      <w:proofErr w:type="spellEnd"/>
+      <w:r>
+        <w:rPr>
+          <w:color w:val="000000"/>
+        </w:rPr>
+        <w:t xml:space="preserve"> schema.</w:t>
       </w:r>
     </w:p>
     <w:p>
@@ -9393,51 +9789,21 @@
       <w:r>
         <w:rPr>
           <w:rFonts w:ascii="Times New Roman" w:hAnsi="Times New Roman" w:cs="Times New Roman"/>
-        </w:rPr>
-        <w:t>The project repository was organized into separate SQL files according to the implementation and analysis stages.</w:t>
-      </w:r>
-      <w:r>
-        <w:rPr>
-          <w:rFonts w:ascii="Times New Roman" w:hAnsi="Times New Roman" w:cs="Times New Roman"/>
-          <w:noProof/>
-        </w:rPr>
-        <w:t xml:space="preserve"> </w:t>
-      </w:r>
-    </w:p>
-    <w:p>
-      <w:pPr>
-        <w:spacing w:line="360" w:lineRule="auto"/>
-        <w:rPr>
-          <w:rFonts w:ascii="Times New Roman" w:hAnsi="Times New Roman" w:cs="Times New Roman"/>
           <w:lang w:val="vi-VN"/>
         </w:rPr>
-      </w:pPr>
-      <w:r>
-        <w:rPr>
-          <w:rFonts w:ascii="Times New Roman" w:hAnsi="Times New Roman" w:cs="Times New Roman"/>
-          <w:noProof/>
-        </w:rPr>
         <w:drawing>
-          <wp:anchor distT="0" distB="0" distL="114300" distR="114300" simplePos="0" relativeHeight="251668480" behindDoc="1" locked="0" layoutInCell="1" allowOverlap="1" wp14:anchorId="44844893" wp14:editId="6670484C">
+          <wp:anchor distT="0" distB="0" distL="114300" distR="114300" simplePos="0" relativeHeight="251668480" behindDoc="0" locked="0" layoutInCell="1" allowOverlap="1" wp14:anchorId="064043B4" wp14:editId="1B7B94EF">
             <wp:simplePos x="0" y="0"/>
             <wp:positionH relativeFrom="margin">
-              <wp:posOffset>867460</wp:posOffset>
+              <wp:posOffset>532130</wp:posOffset>
             </wp:positionH>
             <wp:positionV relativeFrom="paragraph">
-              <wp:posOffset>60055</wp:posOffset>
+              <wp:posOffset>624205</wp:posOffset>
             </wp:positionV>
-            <wp:extent cx="3733800" cy="3930650"/>
-            <wp:effectExtent l="0" t="0" r="0" b="0"/>
-            <wp:wrapTight wrapText="bothSides">
-              <wp:wrapPolygon edited="0">
-                <wp:start x="0" y="0"/>
-                <wp:lineTo x="0" y="21460"/>
-                <wp:lineTo x="21490" y="21460"/>
-                <wp:lineTo x="21490" y="0"/>
-                <wp:lineTo x="0" y="0"/>
-              </wp:wrapPolygon>
-            </wp:wrapTight>
-            <wp:docPr id="2083476355" name="Picture 1"/>
+            <wp:extent cx="4315460" cy="4173855"/>
+            <wp:effectExtent l="0" t="0" r="8890" b="0"/>
+            <wp:wrapTopAndBottom/>
+            <wp:docPr id="1655279968" name="Picture 1"/>
             <wp:cNvGraphicFramePr>
               <a:graphicFrameLocks xmlns:a="http://schemas.openxmlformats.org/drawingml/2006/main" noChangeAspect="1"/>
             </wp:cNvGraphicFramePr>
@@ -9445,7 +9811,7 @@
               <a:graphicData uri="http://schemas.openxmlformats.org/drawingml/2006/picture">
                 <pic:pic xmlns:pic="http://schemas.openxmlformats.org/drawingml/2006/picture">
                   <pic:nvPicPr>
-                    <pic:cNvPr id="2083476355" name=""/>
+                    <pic:cNvPr id="1655279968" name=""/>
                     <pic:cNvPicPr/>
                   </pic:nvPicPr>
                   <pic:blipFill>
@@ -9463,7 +9829,7 @@
                   <pic:spPr>
                     <a:xfrm>
                       <a:off x="0" y="0"/>
-                      <a:ext cx="3733800" cy="3930650"/>
+                      <a:ext cx="4315460" cy="4173855"/>
                     </a:xfrm>
                     <a:prstGeom prst="rect">
                       <a:avLst/>
@@ -9472,99 +9838,28 @@
                 </pic:pic>
               </a:graphicData>
             </a:graphic>
+            <wp14:sizeRelH relativeFrom="margin">
+              <wp14:pctWidth>0</wp14:pctWidth>
+            </wp14:sizeRelH>
+            <wp14:sizeRelV relativeFrom="margin">
+              <wp14:pctHeight>0</wp14:pctHeight>
+            </wp14:sizeRelV>
           </wp:anchor>
         </w:drawing>
       </w:r>
-    </w:p>
-    <w:p>
-      <w:pPr>
-        <w:spacing w:line="360" w:lineRule="auto"/>
-        <w:rPr>
-          <w:rFonts w:ascii="Times New Roman" w:hAnsi="Times New Roman" w:cs="Times New Roman"/>
-          <w:lang w:val="vi-VN"/>
-        </w:rPr>
-      </w:pPr>
-    </w:p>
-    <w:p>
-      <w:pPr>
-        <w:spacing w:line="360" w:lineRule="auto"/>
-        <w:rPr>
-          <w:rFonts w:ascii="Times New Roman" w:hAnsi="Times New Roman" w:cs="Times New Roman"/>
-          <w:lang w:val="vi-VN"/>
-        </w:rPr>
-      </w:pPr>
-    </w:p>
-    <w:p>
-      <w:pPr>
-        <w:spacing w:line="360" w:lineRule="auto"/>
-        <w:rPr>
-          <w:rFonts w:ascii="Times New Roman" w:hAnsi="Times New Roman" w:cs="Times New Roman"/>
-          <w:lang w:val="vi-VN"/>
-        </w:rPr>
-      </w:pPr>
-    </w:p>
-    <w:p>
-      <w:pPr>
-        <w:spacing w:line="360" w:lineRule="auto"/>
-        <w:rPr>
-          <w:rFonts w:ascii="Times New Roman" w:hAnsi="Times New Roman" w:cs="Times New Roman"/>
-          <w:lang w:val="vi-VN"/>
-        </w:rPr>
-      </w:pPr>
-    </w:p>
-    <w:p>
-      <w:pPr>
-        <w:spacing w:line="360" w:lineRule="auto"/>
-        <w:rPr>
-          <w:rFonts w:ascii="Times New Roman" w:hAnsi="Times New Roman" w:cs="Times New Roman"/>
-          <w:lang w:val="vi-VN"/>
-        </w:rPr>
-      </w:pPr>
-    </w:p>
-    <w:p>
-      <w:pPr>
-        <w:spacing w:line="360" w:lineRule="auto"/>
-        <w:rPr>
-          <w:rFonts w:ascii="Times New Roman" w:hAnsi="Times New Roman" w:cs="Times New Roman"/>
-          <w:lang w:val="vi-VN"/>
-        </w:rPr>
-      </w:pPr>
-    </w:p>
-    <w:p>
-      <w:pPr>
-        <w:spacing w:line="360" w:lineRule="auto"/>
-        <w:rPr>
-          <w:rFonts w:ascii="Times New Roman" w:hAnsi="Times New Roman" w:cs="Times New Roman"/>
-          <w:lang w:val="vi-VN"/>
-        </w:rPr>
-      </w:pPr>
-    </w:p>
-    <w:p>
-      <w:pPr>
-        <w:spacing w:line="360" w:lineRule="auto"/>
-        <w:rPr>
-          <w:rFonts w:ascii="Times New Roman" w:hAnsi="Times New Roman" w:cs="Times New Roman"/>
-          <w:lang w:val="vi-VN"/>
-        </w:rPr>
-      </w:pPr>
-    </w:p>
-    <w:p>
-      <w:pPr>
-        <w:spacing w:line="360" w:lineRule="auto"/>
-        <w:rPr>
-          <w:rFonts w:ascii="Times New Roman" w:hAnsi="Times New Roman" w:cs="Times New Roman"/>
-          <w:lang w:val="vi-VN"/>
-        </w:rPr>
-      </w:pPr>
-    </w:p>
-    <w:p>
-      <w:pPr>
-        <w:spacing w:line="360" w:lineRule="auto"/>
-        <w:rPr>
-          <w:rFonts w:ascii="Times New Roman" w:hAnsi="Times New Roman" w:cs="Times New Roman"/>
-          <w:lang w:val="vi-VN"/>
-        </w:rPr>
-      </w:pPr>
+      <w:r>
+        <w:rPr>
+          <w:rFonts w:ascii="Times New Roman" w:hAnsi="Times New Roman" w:cs="Times New Roman"/>
+        </w:rPr>
+        <w:t>The project repository was organized into separate SQL files according to the implementation and analysis stages.</w:t>
+      </w:r>
+      <w:r>
+        <w:rPr>
+          <w:rFonts w:ascii="Times New Roman" w:hAnsi="Times New Roman" w:cs="Times New Roman"/>
+          <w:noProof/>
+        </w:rPr>
+        <w:t xml:space="preserve"> </w:t>
+      </w:r>
     </w:p>
     <w:p>
       <w:pPr>
@@ -10693,7 +10988,23 @@
                 <w:rFonts w:ascii="Times New Roman" w:hAnsi="Times New Roman" w:cs="Times New Roman"/>
                 <w:color w:val="000000"/>
               </w:rPr>
-              <w:t>DATE_TRUNC()</w:t>
+              <w:t>DATE_</w:t>
+            </w:r>
+            <w:proofErr w:type="gramStart"/>
+            <w:r>
+              <w:rPr>
+                <w:rFonts w:ascii="Times New Roman" w:hAnsi="Times New Roman" w:cs="Times New Roman"/>
+                <w:color w:val="000000"/>
+              </w:rPr>
+              <w:t>TRUNC(</w:t>
+            </w:r>
+            <w:proofErr w:type="gramEnd"/>
+            <w:r>
+              <w:rPr>
+                <w:rFonts w:ascii="Times New Roman" w:hAnsi="Times New Roman" w:cs="Times New Roman"/>
+                <w:color w:val="000000"/>
+              </w:rPr>
+              <w:t>)</w:t>
             </w:r>
           </w:p>
         </w:tc>
@@ -10981,12 +11292,37 @@
                 <w:color w:val="000000"/>
               </w:rPr>
             </w:pPr>
-            <w:r>
-              <w:rPr>
-                <w:rFonts w:ascii="Times New Roman" w:hAnsi="Times New Roman" w:cs="Times New Roman"/>
-                <w:color w:val="000000"/>
-              </w:rPr>
-              <w:t>SUM() OVER()</w:t>
+            <w:proofErr w:type="gramStart"/>
+            <w:r>
+              <w:rPr>
+                <w:rFonts w:ascii="Times New Roman" w:hAnsi="Times New Roman" w:cs="Times New Roman"/>
+                <w:color w:val="000000"/>
+              </w:rPr>
+              <w:t>SUM(</w:t>
+            </w:r>
+            <w:proofErr w:type="gramEnd"/>
+            <w:r>
+              <w:rPr>
+                <w:rFonts w:ascii="Times New Roman" w:hAnsi="Times New Roman" w:cs="Times New Roman"/>
+                <w:color w:val="000000"/>
+              </w:rPr>
+              <w:t xml:space="preserve">) </w:t>
+            </w:r>
+            <w:proofErr w:type="gramStart"/>
+            <w:r>
+              <w:rPr>
+                <w:rFonts w:ascii="Times New Roman" w:hAnsi="Times New Roman" w:cs="Times New Roman"/>
+                <w:color w:val="000000"/>
+              </w:rPr>
+              <w:t>OVER(</w:t>
+            </w:r>
+            <w:proofErr w:type="gramEnd"/>
+            <w:r>
+              <w:rPr>
+                <w:rFonts w:ascii="Times New Roman" w:hAnsi="Times New Roman" w:cs="Times New Roman"/>
+                <w:color w:val="000000"/>
+              </w:rPr>
+              <w:t>)</w:t>
             </w:r>
           </w:p>
         </w:tc>
@@ -11054,12 +11390,21 @@
                 <w:color w:val="000000"/>
               </w:rPr>
             </w:pPr>
-            <w:r>
-              <w:rPr>
-                <w:rFonts w:ascii="Times New Roman" w:hAnsi="Times New Roman" w:cs="Times New Roman"/>
-                <w:color w:val="000000"/>
-              </w:rPr>
-              <w:t>COUNT()</w:t>
+            <w:proofErr w:type="gramStart"/>
+            <w:r>
+              <w:rPr>
+                <w:rFonts w:ascii="Times New Roman" w:hAnsi="Times New Roman" w:cs="Times New Roman"/>
+                <w:color w:val="000000"/>
+              </w:rPr>
+              <w:t>COUNT(</w:t>
+            </w:r>
+            <w:proofErr w:type="gramEnd"/>
+            <w:r>
+              <w:rPr>
+                <w:rFonts w:ascii="Times New Roman" w:hAnsi="Times New Roman" w:cs="Times New Roman"/>
+                <w:color w:val="000000"/>
+              </w:rPr>
+              <w:t>)</w:t>
             </w:r>
           </w:p>
         </w:tc>
@@ -13608,9 +13953,17 @@
           <w:rFonts w:cs="Times New Roman"/>
         </w:rPr>
         <w:lastRenderedPageBreak/>
-        <w:t>Selected screenshots from pgAdmin</w:t>
+        <w:t xml:space="preserve">Selected screenshots from </w:t>
+      </w:r>
+      <w:proofErr w:type="spellStart"/>
+      <w:r>
+        <w:rPr>
+          <w:rFonts w:cs="Times New Roman"/>
+        </w:rPr>
+        <w:t>pgAdmin</w:t>
       </w:r>
       <w:bookmarkEnd w:id="12"/>
+      <w:proofErr w:type="spellEnd"/>
     </w:p>
     <w:p>
       <w:pPr>
@@ -14955,6 +15308,7 @@
       <w:pPr>
         <w:pStyle w:val="Heading2"/>
         <w:spacing w:line="360" w:lineRule="auto"/>
+        <w:ind w:left="990" w:hanging="540"/>
         <w:rPr>
           <w:rFonts w:cs="Times New Roman"/>
           <w:lang w:val="vi-VN"/>
@@ -15119,7 +15473,19 @@
         <w:rPr>
           <w:rFonts w:ascii="Times New Roman" w:hAnsi="Times New Roman" w:cs="Times New Roman"/>
         </w:rPr>
-        <w:t>The USA is the strongest market, with the highest total revenue at $523 and average spending of about $40.2 per customer. Canada ranks second in revenue at $304 but has the lowest average spending at about $38.0. This suggests that Canadian customers spend less per customer than those in the USA. The store could focus on attracting more customers in the USA and use bundle offers in Canada to increase spending per customer.</w:t>
+        <w:t xml:space="preserve">The USA is the strongest market, with the highest total revenue at $523 and average spending of about $40.2 per customer. Canada ranks second in revenue at $304 but has the </w:t>
+      </w:r>
+      <w:r>
+        <w:rPr>
+          <w:rFonts w:ascii="Times New Roman" w:hAnsi="Times New Roman" w:cs="Times New Roman"/>
+        </w:rPr>
+        <w:t>lower</w:t>
+      </w:r>
+      <w:r>
+        <w:rPr>
+          <w:rFonts w:ascii="Times New Roman" w:hAnsi="Times New Roman" w:cs="Times New Roman"/>
+        </w:rPr>
+        <w:t xml:space="preserve"> average spending at about $38.0. This suggests that Canadian customers spend less per customer than those in the USA. The store could focus on attracting more customers in the USA and use bundle offers in Canada to increase spending per customer.</w:t>
       </w:r>
     </w:p>
     <w:p>
@@ -15276,6 +15642,13 @@
       <w:r>
         <w:rPr>
           <w:rFonts w:cs="Times New Roman"/>
+          <w:lang w:val="vi-VN"/>
+        </w:rPr>
+        <w:t xml:space="preserve"> </w:t>
+      </w:r>
+      <w:r>
+        <w:rPr>
+          <w:rFonts w:cs="Times New Roman"/>
         </w:rPr>
         <w:t>How much of the catalog has never sold a single unit?</w:t>
       </w:r>
@@ -15503,6 +15876,7 @@
       <w:pPr>
         <w:pStyle w:val="Heading2"/>
         <w:spacing w:line="360" w:lineRule="auto"/>
+        <w:ind w:left="990" w:hanging="540"/>
         <w:rPr>
           <w:rFonts w:cs="Times New Roman"/>
           <w:lang w:val="vi-VN"/>
@@ -17123,17 +17497,25 @@
     <w:p>
       <w:pPr>
         <w:rPr>
+          <w:rFonts w:ascii="Times New Roman" w:hAnsi="Times New Roman" w:cs="Times New Roman"/>
           <w:lang w:val="vi-VN"/>
         </w:rPr>
       </w:pPr>
       <w:r>
+        <w:rPr>
+          <w:rFonts w:ascii="Times New Roman" w:hAnsi="Times New Roman" w:cs="Times New Roman"/>
+        </w:rPr>
         <w:t>Rocha</w:t>
       </w:r>
       <w:r>
+        <w:rPr>
+          <w:rFonts w:ascii="Times New Roman" w:hAnsi="Times New Roman" w:cs="Times New Roman"/>
+        </w:rPr>
         <w:t xml:space="preserve">, L. (n.d.). </w:t>
       </w:r>
       <w:r>
         <w:rPr>
+          <w:rFonts w:ascii="Times New Roman" w:hAnsi="Times New Roman" w:cs="Times New Roman"/>
           <w:i/>
           <w:iCs/>
         </w:rPr>
@@ -17143,21 +17525,23 @@
       <w:proofErr w:type="gramStart"/>
       <w:r>
         <w:rPr>
+          <w:rFonts w:ascii="Times New Roman" w:hAnsi="Times New Roman" w:cs="Times New Roman"/>
           <w:i/>
           <w:iCs/>
         </w:rPr>
         <w:t>database</w:t>
       </w:r>
       <w:r>
-        <w:t>.</w:t>
-      </w:r>
-      <w:r>
-        <w:t>GitHub</w:t>
+        <w:rPr>
+          <w:rFonts w:ascii="Times New Roman" w:hAnsi="Times New Roman" w:cs="Times New Roman"/>
+        </w:rPr>
+        <w:t>.GitHub</w:t>
       </w:r>
       <w:proofErr w:type="spellEnd"/>
       <w:proofErr w:type="gramEnd"/>
       <w:r>
         <w:rPr>
+          <w:rFonts w:ascii="Times New Roman" w:hAnsi="Times New Roman" w:cs="Times New Roman"/>
           <w:lang w:val="vi-VN"/>
         </w:rPr>
         <w:t>.</w:t>
@@ -17167,52 +17551,20 @@
       <w:pPr>
         <w:ind w:firstLine="450"/>
         <w:rPr>
+          <w:rFonts w:ascii="Times New Roman" w:hAnsi="Times New Roman" w:cs="Times New Roman"/>
           <w:lang w:val="vi-VN"/>
         </w:rPr>
       </w:pPr>
-      <w:r>
-        <w:rPr>
-          <w:lang w:val="vi-VN"/>
-        </w:rPr>
-        <w:fldChar w:fldCharType="begin"/>
-      </w:r>
-      <w:r>
-        <w:rPr>
-          <w:lang w:val="vi-VN"/>
-        </w:rPr>
-        <w:instrText>HYPERLINK "</w:instrText>
-      </w:r>
-      <w:r>
-        <w:rPr>
-          <w:lang w:val="vi-VN"/>
-        </w:rPr>
-        <w:instrText>https://github.com/lerocha/chinook-database</w:instrText>
-      </w:r>
-      <w:r>
-        <w:rPr>
-          <w:lang w:val="vi-VN"/>
-        </w:rPr>
-        <w:instrText>"</w:instrText>
-      </w:r>
-      <w:r>
-        <w:rPr>
-          <w:lang w:val="vi-VN"/>
-        </w:rPr>
-        <w:fldChar w:fldCharType="separate"/>
-      </w:r>
-      <w:r>
-        <w:rPr>
-          <w:rStyle w:val="Hyperlink"/>
-          <w:lang w:val="vi-VN"/>
-        </w:rPr>
-        <w:t>https://github.com/lerocha/chinook-database</w:t>
-      </w:r>
-      <w:r>
-        <w:rPr>
-          <w:lang w:val="vi-VN"/>
-        </w:rPr>
-        <w:fldChar w:fldCharType="end"/>
-      </w:r>
+      <w:hyperlink r:id="rId30" w:history="1">
+        <w:r>
+          <w:rPr>
+            <w:rStyle w:val="Hyperlink"/>
+            <w:rFonts w:ascii="Times New Roman" w:hAnsi="Times New Roman" w:cs="Times New Roman"/>
+            <w:lang w:val="vi-VN"/>
+          </w:rPr>
+          <w:t>https://github.com/lerocha/chinook-database</w:t>
+        </w:r>
+      </w:hyperlink>
     </w:p>
     <w:p>
       <w:pPr>
@@ -17222,7 +17574,7 @@
       </w:pPr>
     </w:p>
     <w:sectPr>
-      <w:footerReference w:type="default" r:id="rId30"/>
+      <w:footerReference w:type="default" r:id="rId31"/>
       <w:pgSz w:w="11909" w:h="16834" w:code="9"/>
       <w:pgMar w:top="1440" w:right="1440" w:bottom="1440" w:left="1440" w:header="720" w:footer="720" w:gutter="0"/>
       <w:cols w:space="720"/>
@@ -21734,6 +22086,7 @@
   <w:style w:type="character" w:default="1" w:styleId="DefaultParagraphFont">
     <w:name w:val="Default Paragraph Font"/>
     <w:uiPriority w:val="1"/>
+    <w:semiHidden/>
     <w:unhideWhenUsed/>
   </w:style>
   <w:style w:type="table" w:default="1" w:styleId="TableNormal">
